--- a/INBRE_Biostatistics_Summer_2026_Syllabus.docx
+++ b/INBRE_Biostatistics_Summer_2026_Syllabus.docx
@@ -69,12 +69,6 @@
         <w:gridCol w:w="7360"/>
       </w:tblGrid>
       <w:tr>
-        <w:tblPrEx>
-          <w:tblCellMar>
-            <w:top w:w="0" w:type="dxa"/>
-            <w:bottom w:w="0" w:type="dxa"/>
-          </w:tblCellMar>
-        </w:tblPrEx>
         <w:tc>
           <w:tcPr>
             <w:tcW w:w="2000" w:type="dxa"/>
@@ -149,42 +143,12 @@
                 <w:sz w:val="20"/>
                 <w:szCs w:val="20"/>
               </w:rPr>
-              <w:t xml:space="preserve"> PhD — </w:t>
-            </w:r>
-            <w:r>
-              <w:rPr>
-                <w:color w:val="000000"/>
-                <w:sz w:val="20"/>
-                <w:szCs w:val="20"/>
-              </w:rPr>
-              <w:t>Professor of Biostatistics,</w:t>
-            </w:r>
-            <w:r>
-              <w:rPr>
-                <w:color w:val="000000"/>
-                <w:sz w:val="20"/>
-                <w:szCs w:val="20"/>
-              </w:rPr>
-              <w:t xml:space="preserve"> Department of Epidemiology and Biostatistics, Arnold School of Public Health,</w:t>
-            </w:r>
-            <w:r>
-              <w:rPr>
-                <w:color w:val="000000"/>
-                <w:sz w:val="20"/>
-                <w:szCs w:val="20"/>
-              </w:rPr>
-              <w:t xml:space="preserve"> University of South Carolina</w:t>
+              <w:t xml:space="preserve"> PhD — Professor of Biostatistics, Department of Epidemiology and Biostatistics, Arnold School of Public Health, University of South Carolina</w:t>
             </w:r>
           </w:p>
         </w:tc>
       </w:tr>
       <w:tr>
-        <w:tblPrEx>
-          <w:tblCellMar>
-            <w:top w:w="0" w:type="dxa"/>
-            <w:bottom w:w="0" w:type="dxa"/>
-          </w:tblCellMar>
-        </w:tblPrEx>
         <w:tc>
           <w:tcPr>
             <w:tcW w:w="2000" w:type="dxa"/>
@@ -235,24 +199,28 @@
             <w:vAlign w:val="center"/>
           </w:tcPr>
           <w:p>
-            <w:r>
-              <w:rPr>
-                <w:color w:val="000000"/>
-                <w:sz w:val="20"/>
-                <w:szCs w:val="20"/>
-              </w:rPr>
-              <w:t>mclaina@mailbox.sc.edu</w:t>
+            <w:hyperlink r:id="rId5" w:history="1">
+              <w:r>
+                <w:rPr>
+                  <w:rStyle w:val="Hyperlink"/>
+                  <w:sz w:val="20"/>
+                  <w:szCs w:val="20"/>
+                </w:rPr>
+                <w:t>mclaina@mailbox.sc.edu</w:t>
+              </w:r>
+            </w:hyperlink>
+            <w:r>
+              <w:rPr>
+                <w:color w:val="000000"/>
+                <w:sz w:val="20"/>
+                <w:szCs w:val="20"/>
+              </w:rPr>
+              <w:t xml:space="preserve"> </w:t>
             </w:r>
           </w:p>
         </w:tc>
       </w:tr>
       <w:tr>
-        <w:tblPrEx>
-          <w:tblCellMar>
-            <w:top w:w="0" w:type="dxa"/>
-            <w:bottom w:w="0" w:type="dxa"/>
-          </w:tblCellMar>
-        </w:tblPrEx>
         <w:tc>
           <w:tcPr>
             <w:tcW w:w="2000" w:type="dxa"/>
@@ -280,7 +248,7 @@
                 <w:sz w:val="20"/>
                 <w:szCs w:val="20"/>
               </w:rPr>
-              <w:t>Teaching Assistant:</w:t>
+              <w:t>Instructor:</w:t>
             </w:r>
           </w:p>
         </w:tc>
@@ -309,18 +277,60 @@
                 <w:sz w:val="20"/>
                 <w:szCs w:val="20"/>
               </w:rPr>
-              <w:t>Elaina McGovern — PhD Student, Department of Epidemiology and Biostatistics</w:t>
+              <w:t>Yanan Zhang</w:t>
+            </w:r>
+            <w:r>
+              <w:rPr>
+                <w:color w:val="000000"/>
+                <w:sz w:val="20"/>
+                <w:szCs w:val="20"/>
+              </w:rPr>
+              <w:t xml:space="preserve">, PhD — </w:t>
+            </w:r>
+            <w:r>
+              <w:rPr>
+                <w:color w:val="000000"/>
+                <w:sz w:val="20"/>
+                <w:szCs w:val="20"/>
+              </w:rPr>
+              <w:t>Clinical Assistant Professor</w:t>
+            </w:r>
+            <w:r>
+              <w:rPr>
+                <w:color w:val="000000"/>
+                <w:sz w:val="20"/>
+                <w:szCs w:val="20"/>
+              </w:rPr>
+              <w:t xml:space="preserve"> </w:t>
+            </w:r>
+            <w:r>
+              <w:rPr>
+                <w:color w:val="000000"/>
+                <w:sz w:val="20"/>
+                <w:szCs w:val="20"/>
+              </w:rPr>
+              <w:t>of Biostatistics,</w:t>
+            </w:r>
+            <w:r>
+              <w:rPr>
+                <w:color w:val="000000"/>
+                <w:sz w:val="20"/>
+                <w:szCs w:val="20"/>
+              </w:rPr>
+              <w:t xml:space="preserve"> Department of Epidemiology and Biostatistics, Arnold School of Public Health,</w:t>
+            </w:r>
+            <w:r>
+              <w:rPr>
+                <w:color w:val="000000"/>
+                <w:sz w:val="20"/>
+                <w:szCs w:val="20"/>
+              </w:rPr>
+              <w:t xml:space="preserve"> University of South Carolina</w:t>
             </w:r>
           </w:p>
         </w:tc>
       </w:tr>
       <w:tr>
-        <w:tblPrEx>
-          <w:tblCellMar>
-            <w:top w:w="0" w:type="dxa"/>
-            <w:bottom w:w="0" w:type="dxa"/>
-          </w:tblCellMar>
-        </w:tblPrEx>
         <w:tc>
           <w:tcPr>
             <w:tcW w:w="2000" w:type="dxa"/>
@@ -348,7 +358,7 @@
                 <w:sz w:val="20"/>
                 <w:szCs w:val="20"/>
               </w:rPr>
-              <w:t>Course Website:</w:t>
+              <w:t>Email:</w:t>
             </w:r>
           </w:p>
         </w:tc>
@@ -371,24 +381,28 @@
             <w:vAlign w:val="center"/>
           </w:tcPr>
           <w:p>
-            <w:r>
-              <w:rPr>
-                <w:color w:val="000000"/>
-                <w:sz w:val="20"/>
-                <w:szCs w:val="20"/>
-              </w:rPr>
-              <w:t>https://www.scinbre.org/learning/bids-tutorials-and-workshops/2026-summer-workshop</w:t>
+            <w:hyperlink r:id="rId6" w:history="1">
+              <w:r>
+                <w:rPr>
+                  <w:rStyle w:val="Hyperlink"/>
+                  <w:sz w:val="20"/>
+                  <w:szCs w:val="20"/>
+                </w:rPr>
+                <w:t>yanan@email.sc.edu</w:t>
+              </w:r>
+            </w:hyperlink>
+            <w:r>
+              <w:rPr>
+                <w:color w:val="000000"/>
+                <w:sz w:val="20"/>
+                <w:szCs w:val="20"/>
+              </w:rPr>
+              <w:t xml:space="preserve"> </w:t>
             </w:r>
           </w:p>
         </w:tc>
       </w:tr>
       <w:tr>
-        <w:tblPrEx>
-          <w:tblCellMar>
-            <w:top w:w="0" w:type="dxa"/>
-            <w:bottom w:w="0" w:type="dxa"/>
-          </w:tblCellMar>
-        </w:tblPrEx>
         <w:tc>
           <w:tcPr>
             <w:tcW w:w="2000" w:type="dxa"/>
@@ -416,7 +430,7 @@
                 <w:sz w:val="20"/>
                 <w:szCs w:val="20"/>
               </w:rPr>
-              <w:t>GitHub Repository:</w:t>
+              <w:t>Teaching Assistant:</w:t>
             </w:r>
           </w:p>
         </w:tc>
@@ -445,18 +459,12 @@
                 <w:sz w:val="20"/>
                 <w:szCs w:val="20"/>
               </w:rPr>
-              <w:t>https://github.com/alexmclain/INBRE-Bios-Summer-26</w:t>
+              <w:t>Elaina McGovern — PhD Student, Department of Epidemiology and Biostatistics</w:t>
             </w:r>
           </w:p>
         </w:tc>
       </w:tr>
       <w:tr>
-        <w:tblPrEx>
-          <w:tblCellMar>
-            <w:top w:w="0" w:type="dxa"/>
-            <w:bottom w:w="0" w:type="dxa"/>
-          </w:tblCellMar>
-        </w:tblPrEx>
         <w:tc>
           <w:tcPr>
             <w:tcW w:w="2000" w:type="dxa"/>
@@ -484,7 +492,7 @@
                 <w:sz w:val="20"/>
                 <w:szCs w:val="20"/>
               </w:rPr>
-              <w:t>Location:</w:t>
+              <w:t>Email:</w:t>
             </w:r>
           </w:p>
         </w:tc>
@@ -513,36 +521,76 @@
                 <w:sz w:val="20"/>
                 <w:szCs w:val="20"/>
               </w:rPr>
-              <w:t xml:space="preserve">USC Discovery Building Computing Lab, 915 Greene St., Suite 303B, Columbia, </w:t>
-            </w:r>
-            <w:proofErr w:type="gramStart"/>
-            <w:r>
-              <w:rPr>
-                <w:color w:val="000000"/>
-                <w:sz w:val="20"/>
-                <w:szCs w:val="20"/>
-              </w:rPr>
-              <w:t>SC  |</w:t>
-            </w:r>
-            <w:proofErr w:type="gramEnd"/>
-            <w:r>
-              <w:rPr>
-                <w:color w:val="000000"/>
-                <w:sz w:val="20"/>
-                <w:szCs w:val="20"/>
-              </w:rPr>
-              <w:t xml:space="preserve">  Virtual option available</w:t>
+              <w:fldChar w:fldCharType="begin"/>
+            </w:r>
+            <w:r>
+              <w:rPr>
+                <w:color w:val="000000"/>
+                <w:sz w:val="20"/>
+                <w:szCs w:val="20"/>
+              </w:rPr>
+              <w:instrText>HYPERLINK "mailto:</w:instrText>
+            </w:r>
+            <w:r>
+              <w:rPr>
+                <w:color w:val="000000"/>
+                <w:sz w:val="20"/>
+                <w:szCs w:val="20"/>
+              </w:rPr>
+              <w:instrText>ELAINAKM@email.sc.edu</w:instrText>
+            </w:r>
+            <w:r>
+              <w:rPr>
+                <w:color w:val="000000"/>
+                <w:sz w:val="20"/>
+                <w:szCs w:val="20"/>
+              </w:rPr>
+              <w:instrText>"</w:instrText>
+            </w:r>
+            <w:r>
+              <w:rPr>
+                <w:color w:val="000000"/>
+                <w:sz w:val="20"/>
+                <w:szCs w:val="20"/>
+              </w:rPr>
+              <w:fldChar w:fldCharType="separate"/>
+            </w:r>
+            <w:r>
+              <w:rPr>
+                <w:rStyle w:val="Hyperlink"/>
+                <w:sz w:val="20"/>
+                <w:szCs w:val="20"/>
+              </w:rPr>
+              <w:t>elainakm</w:t>
+            </w:r>
+            <w:r>
+              <w:rPr>
+                <w:rStyle w:val="Hyperlink"/>
+                <w:sz w:val="20"/>
+                <w:szCs w:val="20"/>
+              </w:rPr>
+              <w:t>@email.sc.edu</w:t>
+            </w:r>
+            <w:r>
+              <w:rPr>
+                <w:color w:val="000000"/>
+                <w:sz w:val="20"/>
+                <w:szCs w:val="20"/>
+              </w:rPr>
+              <w:fldChar w:fldCharType="end"/>
+            </w:r>
+            <w:r>
+              <w:rPr>
+                <w:color w:val="000000"/>
+                <w:sz w:val="20"/>
+                <w:szCs w:val="20"/>
+              </w:rPr>
+              <w:t xml:space="preserve"> </w:t>
             </w:r>
           </w:p>
         </w:tc>
       </w:tr>
       <w:tr>
-        <w:tblPrEx>
-          <w:tblCellMar>
-            <w:top w:w="0" w:type="dxa"/>
-            <w:bottom w:w="0" w:type="dxa"/>
-          </w:tblCellMar>
-        </w:tblPrEx>
         <w:tc>
           <w:tcPr>
             <w:tcW w:w="2000" w:type="dxa"/>
@@ -570,7 +618,7 @@
                 <w:sz w:val="20"/>
                 <w:szCs w:val="20"/>
               </w:rPr>
-              <w:t>Dates:</w:t>
+              <w:t>Course Website:</w:t>
             </w:r>
           </w:p>
         </w:tc>
@@ -599,54 +647,12 @@
                 <w:sz w:val="20"/>
                 <w:szCs w:val="20"/>
               </w:rPr>
-              <w:t xml:space="preserve">Week 1: June 1–5, </w:t>
-            </w:r>
-            <w:proofErr w:type="gramStart"/>
-            <w:r>
-              <w:rPr>
-                <w:color w:val="000000"/>
-                <w:sz w:val="20"/>
-                <w:szCs w:val="20"/>
-              </w:rPr>
-              <w:t>2026  |</w:t>
-            </w:r>
-            <w:proofErr w:type="gramEnd"/>
-            <w:r>
-              <w:rPr>
-                <w:color w:val="000000"/>
-                <w:sz w:val="20"/>
-                <w:szCs w:val="20"/>
-              </w:rPr>
-              <w:t xml:space="preserve">  Week 2: June 8–12, </w:t>
-            </w:r>
-            <w:proofErr w:type="gramStart"/>
-            <w:r>
-              <w:rPr>
-                <w:color w:val="000000"/>
-                <w:sz w:val="20"/>
-                <w:szCs w:val="20"/>
-              </w:rPr>
-              <w:t>2026  |</w:t>
-            </w:r>
-            <w:proofErr w:type="gramEnd"/>
-            <w:r>
-              <w:rPr>
-                <w:color w:val="000000"/>
-                <w:sz w:val="20"/>
-                <w:szCs w:val="20"/>
-              </w:rPr>
-              <w:t xml:space="preserve">  Week 3: June 15–19, 2026</w:t>
+              <w:t>https://www.scinbre.org/learning/bids-tutorials-and-workshops/2026-summer-workshop</w:t>
             </w:r>
           </w:p>
         </w:tc>
       </w:tr>
       <w:tr>
-        <w:tblPrEx>
-          <w:tblCellMar>
-            <w:top w:w="0" w:type="dxa"/>
-            <w:bottom w:w="0" w:type="dxa"/>
-          </w:tblCellMar>
-        </w:tblPrEx>
         <w:tc>
           <w:tcPr>
             <w:tcW w:w="2000" w:type="dxa"/>
@@ -674,6 +680,244 @@
                 <w:sz w:val="20"/>
                 <w:szCs w:val="20"/>
               </w:rPr>
+              <w:t>GitHub Repository:</w:t>
+            </w:r>
+          </w:p>
+        </w:tc>
+        <w:tc>
+          <w:tcPr>
+            <w:tcW w:w="7360" w:type="dxa"/>
+            <w:tcBorders>
+              <w:top w:val="single" w:sz="1" w:space="0" w:color="CCCCCC"/>
+              <w:left w:val="single" w:sz="1" w:space="0" w:color="CCCCCC"/>
+              <w:bottom w:val="single" w:sz="1" w:space="0" w:color="CCCCCC"/>
+              <w:right w:val="single" w:sz="1" w:space="0" w:color="CCCCCC"/>
+            </w:tcBorders>
+            <w:shd w:val="clear" w:color="auto" w:fill="FFFFFF"/>
+            <w:tcMar>
+              <w:top w:w="80" w:type="dxa"/>
+              <w:left w:w="120" w:type="dxa"/>
+              <w:bottom w:w="80" w:type="dxa"/>
+              <w:right w:w="120" w:type="dxa"/>
+            </w:tcMar>
+            <w:vAlign w:val="center"/>
+          </w:tcPr>
+          <w:p>
+            <w:r>
+              <w:rPr>
+                <w:color w:val="000000"/>
+                <w:sz w:val="20"/>
+                <w:szCs w:val="20"/>
+              </w:rPr>
+              <w:t>https://github.com/alexmclain/INBRE-Bios-Summer-26</w:t>
+            </w:r>
+          </w:p>
+        </w:tc>
+      </w:tr>
+      <w:tr>
+        <w:tc>
+          <w:tcPr>
+            <w:tcW w:w="2000" w:type="dxa"/>
+            <w:tcBorders>
+              <w:top w:val="single" w:sz="1" w:space="0" w:color="CCCCCC"/>
+              <w:left w:val="single" w:sz="1" w:space="0" w:color="CCCCCC"/>
+              <w:bottom w:val="single" w:sz="1" w:space="0" w:color="CCCCCC"/>
+              <w:right w:val="single" w:sz="1" w:space="0" w:color="CCCCCC"/>
+            </w:tcBorders>
+            <w:shd w:val="clear" w:color="auto" w:fill="EBF3FB"/>
+            <w:tcMar>
+              <w:top w:w="80" w:type="dxa"/>
+              <w:left w:w="120" w:type="dxa"/>
+              <w:bottom w:w="80" w:type="dxa"/>
+              <w:right w:w="120" w:type="dxa"/>
+            </w:tcMar>
+            <w:vAlign w:val="center"/>
+          </w:tcPr>
+          <w:p>
+            <w:r>
+              <w:rPr>
+                <w:b/>
+                <w:bCs/>
+                <w:color w:val="000000"/>
+                <w:sz w:val="20"/>
+                <w:szCs w:val="20"/>
+              </w:rPr>
+              <w:t>Location:</w:t>
+            </w:r>
+          </w:p>
+        </w:tc>
+        <w:tc>
+          <w:tcPr>
+            <w:tcW w:w="7360" w:type="dxa"/>
+            <w:tcBorders>
+              <w:top w:val="single" w:sz="1" w:space="0" w:color="CCCCCC"/>
+              <w:left w:val="single" w:sz="1" w:space="0" w:color="CCCCCC"/>
+              <w:bottom w:val="single" w:sz="1" w:space="0" w:color="CCCCCC"/>
+              <w:right w:val="single" w:sz="1" w:space="0" w:color="CCCCCC"/>
+            </w:tcBorders>
+            <w:shd w:val="clear" w:color="auto" w:fill="FFFFFF"/>
+            <w:tcMar>
+              <w:top w:w="80" w:type="dxa"/>
+              <w:left w:w="120" w:type="dxa"/>
+              <w:bottom w:w="80" w:type="dxa"/>
+              <w:right w:w="120" w:type="dxa"/>
+            </w:tcMar>
+            <w:vAlign w:val="center"/>
+          </w:tcPr>
+          <w:p>
+            <w:r>
+              <w:rPr>
+                <w:color w:val="000000"/>
+                <w:sz w:val="20"/>
+                <w:szCs w:val="20"/>
+              </w:rPr>
+              <w:t xml:space="preserve">USC Discovery Building Computing Lab, 915 Greene St., Suite 303B, Columbia, </w:t>
+            </w:r>
+            <w:proofErr w:type="gramStart"/>
+            <w:r>
+              <w:rPr>
+                <w:color w:val="000000"/>
+                <w:sz w:val="20"/>
+                <w:szCs w:val="20"/>
+              </w:rPr>
+              <w:t>SC  |</w:t>
+            </w:r>
+            <w:proofErr w:type="gramEnd"/>
+            <w:r>
+              <w:rPr>
+                <w:color w:val="000000"/>
+                <w:sz w:val="20"/>
+                <w:szCs w:val="20"/>
+              </w:rPr>
+              <w:t xml:space="preserve">  Virtual option available</w:t>
+            </w:r>
+          </w:p>
+        </w:tc>
+      </w:tr>
+      <w:tr>
+        <w:tc>
+          <w:tcPr>
+            <w:tcW w:w="2000" w:type="dxa"/>
+            <w:tcBorders>
+              <w:top w:val="single" w:sz="1" w:space="0" w:color="CCCCCC"/>
+              <w:left w:val="single" w:sz="1" w:space="0" w:color="CCCCCC"/>
+              <w:bottom w:val="single" w:sz="1" w:space="0" w:color="CCCCCC"/>
+              <w:right w:val="single" w:sz="1" w:space="0" w:color="CCCCCC"/>
+            </w:tcBorders>
+            <w:shd w:val="clear" w:color="auto" w:fill="EBF3FB"/>
+            <w:tcMar>
+              <w:top w:w="80" w:type="dxa"/>
+              <w:left w:w="120" w:type="dxa"/>
+              <w:bottom w:w="80" w:type="dxa"/>
+              <w:right w:w="120" w:type="dxa"/>
+            </w:tcMar>
+            <w:vAlign w:val="center"/>
+          </w:tcPr>
+          <w:p>
+            <w:r>
+              <w:rPr>
+                <w:b/>
+                <w:bCs/>
+                <w:color w:val="000000"/>
+                <w:sz w:val="20"/>
+                <w:szCs w:val="20"/>
+              </w:rPr>
+              <w:t>Dates:</w:t>
+            </w:r>
+          </w:p>
+        </w:tc>
+        <w:tc>
+          <w:tcPr>
+            <w:tcW w:w="7360" w:type="dxa"/>
+            <w:tcBorders>
+              <w:top w:val="single" w:sz="1" w:space="0" w:color="CCCCCC"/>
+              <w:left w:val="single" w:sz="1" w:space="0" w:color="CCCCCC"/>
+              <w:bottom w:val="single" w:sz="1" w:space="0" w:color="CCCCCC"/>
+              <w:right w:val="single" w:sz="1" w:space="0" w:color="CCCCCC"/>
+            </w:tcBorders>
+            <w:shd w:val="clear" w:color="auto" w:fill="FFFFFF"/>
+            <w:tcMar>
+              <w:top w:w="80" w:type="dxa"/>
+              <w:left w:w="120" w:type="dxa"/>
+              <w:bottom w:w="80" w:type="dxa"/>
+              <w:right w:w="120" w:type="dxa"/>
+            </w:tcMar>
+            <w:vAlign w:val="center"/>
+          </w:tcPr>
+          <w:p>
+            <w:pPr>
+              <w:rPr>
+                <w:color w:val="000000"/>
+                <w:sz w:val="20"/>
+                <w:szCs w:val="20"/>
+              </w:rPr>
+            </w:pPr>
+            <w:r>
+              <w:rPr>
+                <w:color w:val="000000"/>
+                <w:sz w:val="20"/>
+                <w:szCs w:val="20"/>
+              </w:rPr>
+              <w:t xml:space="preserve">Week 1: June 1–5, 2026   </w:t>
+            </w:r>
+          </w:p>
+          <w:p>
+            <w:pPr>
+              <w:rPr>
+                <w:color w:val="000000"/>
+                <w:sz w:val="20"/>
+                <w:szCs w:val="20"/>
+              </w:rPr>
+            </w:pPr>
+            <w:r>
+              <w:rPr>
+                <w:color w:val="000000"/>
+                <w:sz w:val="20"/>
+                <w:szCs w:val="20"/>
+              </w:rPr>
+              <w:t xml:space="preserve">Week 2: June 8–12, 2026  </w:t>
+            </w:r>
+          </w:p>
+          <w:p>
+            <w:r>
+              <w:rPr>
+                <w:color w:val="000000"/>
+                <w:sz w:val="20"/>
+                <w:szCs w:val="20"/>
+              </w:rPr>
+              <w:t>Week 3: June 15–19, 2026</w:t>
+            </w:r>
+          </w:p>
+        </w:tc>
+      </w:tr>
+      <w:tr>
+        <w:tc>
+          <w:tcPr>
+            <w:tcW w:w="2000" w:type="dxa"/>
+            <w:tcBorders>
+              <w:top w:val="single" w:sz="1" w:space="0" w:color="CCCCCC"/>
+              <w:left w:val="single" w:sz="1" w:space="0" w:color="CCCCCC"/>
+              <w:bottom w:val="single" w:sz="1" w:space="0" w:color="CCCCCC"/>
+              <w:right w:val="single" w:sz="1" w:space="0" w:color="CCCCCC"/>
+            </w:tcBorders>
+            <w:shd w:val="clear" w:color="auto" w:fill="EBF3FB"/>
+            <w:tcMar>
+              <w:top w:w="80" w:type="dxa"/>
+              <w:left w:w="120" w:type="dxa"/>
+              <w:bottom w:w="80" w:type="dxa"/>
+              <w:right w:w="120" w:type="dxa"/>
+            </w:tcMar>
+            <w:vAlign w:val="center"/>
+          </w:tcPr>
+          <w:p>
+            <w:r>
+              <w:rPr>
+                <w:b/>
+                <w:bCs/>
+                <w:color w:val="000000"/>
+                <w:sz w:val="20"/>
+                <w:szCs w:val="20"/>
+              </w:rPr>
               <w:t>Daily Schedule:</w:t>
             </w:r>
           </w:p>
@@ -697,31 +941,86 @@
             <w:vAlign w:val="center"/>
           </w:tcPr>
           <w:p>
-            <w:r>
-              <w:rPr>
-                <w:color w:val="000000"/>
-                <w:sz w:val="20"/>
-                <w:szCs w:val="20"/>
-              </w:rPr>
-              <w:t xml:space="preserve">9:00–11:00 AM: Morning Lecture and </w:t>
-            </w:r>
-            <w:proofErr w:type="gramStart"/>
-            <w:r>
-              <w:rPr>
-                <w:color w:val="000000"/>
-                <w:sz w:val="20"/>
-                <w:szCs w:val="20"/>
-              </w:rPr>
-              <w:t>Discussion  |</w:t>
-            </w:r>
-            <w:proofErr w:type="gramEnd"/>
-            <w:r>
-              <w:rPr>
-                <w:color w:val="000000"/>
-                <w:sz w:val="20"/>
-                <w:szCs w:val="20"/>
-              </w:rPr>
-              <w:t xml:space="preserve">  1:00–3:00 PM: Afternoon R Lab</w:t>
+            <w:pPr>
+              <w:rPr>
+                <w:color w:val="000000"/>
+                <w:sz w:val="20"/>
+                <w:szCs w:val="20"/>
+              </w:rPr>
+            </w:pPr>
+            <w:r>
+              <w:rPr>
+                <w:color w:val="000000"/>
+                <w:sz w:val="20"/>
+                <w:szCs w:val="20"/>
+              </w:rPr>
+              <w:t>10</w:t>
+            </w:r>
+            <w:r>
+              <w:rPr>
+                <w:color w:val="000000"/>
+                <w:sz w:val="20"/>
+                <w:szCs w:val="20"/>
+              </w:rPr>
+              <w:t>:00</w:t>
+            </w:r>
+            <w:r>
+              <w:rPr>
+                <w:color w:val="000000"/>
+                <w:sz w:val="20"/>
+                <w:szCs w:val="20"/>
+              </w:rPr>
+              <w:t xml:space="preserve"> AM</w:t>
+            </w:r>
+            <w:r>
+              <w:rPr>
+                <w:color w:val="000000"/>
+                <w:sz w:val="20"/>
+                <w:szCs w:val="20"/>
+              </w:rPr>
+              <w:t>–1</w:t>
+            </w:r>
+            <w:r>
+              <w:rPr>
+                <w:color w:val="000000"/>
+                <w:sz w:val="20"/>
+                <w:szCs w:val="20"/>
+              </w:rPr>
+              <w:t>2</w:t>
+            </w:r>
+            <w:r>
+              <w:rPr>
+                <w:color w:val="000000"/>
+                <w:sz w:val="20"/>
+                <w:szCs w:val="20"/>
+              </w:rPr>
+              <w:t xml:space="preserve">:00 </w:t>
+            </w:r>
+            <w:r>
+              <w:rPr>
+                <w:color w:val="000000"/>
+                <w:sz w:val="20"/>
+                <w:szCs w:val="20"/>
+              </w:rPr>
+              <w:t>P</w:t>
+            </w:r>
+            <w:r>
+              <w:rPr>
+                <w:color w:val="000000"/>
+                <w:sz w:val="20"/>
+                <w:szCs w:val="20"/>
+              </w:rPr>
+              <w:t xml:space="preserve">M: Morning Lecture and Discussion    </w:t>
+            </w:r>
+          </w:p>
+          <w:p>
+            <w:r>
+              <w:rPr>
+                <w:color w:val="000000"/>
+                <w:sz w:val="20"/>
+                <w:szCs w:val="20"/>
+              </w:rPr>
+              <w:t>1:00–3:00 PM: Afternoon R Lab</w:t>
             </w:r>
           </w:p>
         </w:tc>
@@ -855,7 +1154,6 @@
         <w:spacing w:before="40" w:after="40"/>
       </w:pPr>
       <w:r>
-        <w:lastRenderedPageBreak/>
         <w:t xml:space="preserve">Import, clean, reshape, and join biological datasets using the </w:t>
       </w:r>
       <w:proofErr w:type="spellStart"/>
@@ -1001,7 +1299,7 @@
           <w:bCs/>
         </w:rPr>
       </w:pPr>
-      <w:hyperlink r:id="rId5" w:history="1">
+      <w:hyperlink r:id="rId7" w:history="1">
         <w:r>
           <w:rPr>
             <w:rStyle w:val="Hyperlink"/>
@@ -1106,10 +1404,7 @@
         <w:t>If you get a chance,</w:t>
       </w:r>
       <w:r>
-        <w:t xml:space="preserve"> install the following</w:t>
-      </w:r>
-      <w:r>
-        <w:t>:</w:t>
+        <w:t xml:space="preserve"> install the following:</w:t>
       </w:r>
     </w:p>
     <w:p>
@@ -1124,7 +1419,7 @@
       <w:r>
         <w:t xml:space="preserve">R (version 4.3 or later): </w:t>
       </w:r>
-      <w:hyperlink r:id="rId6" w:history="1">
+      <w:hyperlink r:id="rId8" w:history="1">
         <w:r>
           <w:rPr>
             <w:rStyle w:val="Hyperlink"/>
@@ -1148,7 +1443,7 @@
       <w:r>
         <w:t xml:space="preserve">RStudio Desktop: </w:t>
       </w:r>
-      <w:hyperlink r:id="rId7" w:history="1">
+      <w:hyperlink r:id="rId9" w:history="1">
         <w:r>
           <w:rPr>
             <w:rStyle w:val="Hyperlink"/>
@@ -1197,6 +1492,7 @@
         <w:pStyle w:val="Heading2"/>
       </w:pPr>
       <w:r>
+        <w:lastRenderedPageBreak/>
         <w:t>Lab Assignments</w:t>
       </w:r>
     </w:p>
@@ -1221,7 +1517,6 @@
         <w:pStyle w:val="Heading2"/>
       </w:pPr>
       <w:r>
-        <w:lastRenderedPageBreak/>
         <w:t>Capstone Project</w:t>
       </w:r>
     </w:p>
@@ -1277,12 +1572,6 @@
         <w:gridCol w:w="4560"/>
       </w:tblGrid>
       <w:tr>
-        <w:tblPrEx>
-          <w:tblCellMar>
-            <w:top w:w="0" w:type="dxa"/>
-            <w:bottom w:w="0" w:type="dxa"/>
-          </w:tblCellMar>
-        </w:tblPrEx>
         <w:trPr>
           <w:tblHeader/>
         </w:trPr>
@@ -1387,12 +1676,6 @@
         </w:tc>
       </w:tr>
       <w:tr>
-        <w:tblPrEx>
-          <w:tblCellMar>
-            <w:top w:w="0" w:type="dxa"/>
-            <w:bottom w:w="0" w:type="dxa"/>
-          </w:tblCellMar>
-        </w:tblPrEx>
         <w:tc>
           <w:tcPr>
             <w:tcW w:w="2400" w:type="dxa"/>
@@ -1488,12 +1771,6 @@
         </w:tc>
       </w:tr>
       <w:tr>
-        <w:tblPrEx>
-          <w:tblCellMar>
-            <w:top w:w="0" w:type="dxa"/>
-            <w:bottom w:w="0" w:type="dxa"/>
-          </w:tblCellMar>
-        </w:tblPrEx>
         <w:tc>
           <w:tcPr>
             <w:tcW w:w="2400" w:type="dxa"/>
@@ -1589,12 +1866,6 @@
         </w:tc>
       </w:tr>
       <w:tr>
-        <w:tblPrEx>
-          <w:tblCellMar>
-            <w:top w:w="0" w:type="dxa"/>
-            <w:bottom w:w="0" w:type="dxa"/>
-          </w:tblCellMar>
-        </w:tblPrEx>
         <w:tc>
           <w:tcPr>
             <w:tcW w:w="2400" w:type="dxa"/>
@@ -1690,12 +1961,6 @@
         </w:tc>
       </w:tr>
       <w:tr>
-        <w:tblPrEx>
-          <w:tblCellMar>
-            <w:top w:w="0" w:type="dxa"/>
-            <w:bottom w:w="0" w:type="dxa"/>
-          </w:tblCellMar>
-        </w:tblPrEx>
         <w:tc>
           <w:tcPr>
             <w:tcW w:w="2400" w:type="dxa"/>
@@ -1791,12 +2056,6 @@
         </w:tc>
       </w:tr>
       <w:tr>
-        <w:tblPrEx>
-          <w:tblCellMar>
-            <w:top w:w="0" w:type="dxa"/>
-            <w:bottom w:w="0" w:type="dxa"/>
-          </w:tblCellMar>
-        </w:tblPrEx>
         <w:tc>
           <w:tcPr>
             <w:tcW w:w="2400" w:type="dxa"/>
@@ -1892,12 +2151,6 @@
         </w:tc>
       </w:tr>
       <w:tr>
-        <w:tblPrEx>
-          <w:tblCellMar>
-            <w:top w:w="0" w:type="dxa"/>
-            <w:bottom w:w="0" w:type="dxa"/>
-          </w:tblCellMar>
-        </w:tblPrEx>
         <w:tc>
           <w:tcPr>
             <w:tcW w:w="2400" w:type="dxa"/>
@@ -1993,12 +2246,6 @@
         </w:tc>
       </w:tr>
       <w:tr>
-        <w:tblPrEx>
-          <w:tblCellMar>
-            <w:top w:w="0" w:type="dxa"/>
-            <w:bottom w:w="0" w:type="dxa"/>
-          </w:tblCellMar>
-        </w:tblPrEx>
         <w:tc>
           <w:tcPr>
             <w:tcW w:w="2400" w:type="dxa"/>
@@ -2120,7 +2367,25 @@
         <w:spacing w:before="60" w:after="60"/>
       </w:pPr>
       <w:r>
-        <w:t>Each day runs from 9:00–11:00 AM (lecture) and 1:00–3:00 PM (R lab). Blue cells are morning lectures; yellow cells are afternoon labs.</w:t>
+        <w:t xml:space="preserve">Each day runs from </w:t>
+      </w:r>
+      <w:r>
+        <w:t>10</w:t>
+      </w:r>
+      <w:r>
+        <w:t>:00–1</w:t>
+      </w:r>
+      <w:r>
+        <w:t>2</w:t>
+      </w:r>
+      <w:r>
+        <w:t xml:space="preserve">:00 </w:t>
+      </w:r>
+      <w:r>
+        <w:t>P</w:t>
+      </w:r>
+      <w:r>
+        <w:t>M (lecture) and 1:00–3:00 PM (R lab). Blue cells are morning lectures; yellow cells are afternoon labs.</w:t>
       </w:r>
     </w:p>
     <w:p>
@@ -2151,12 +2416,6 @@
         <w:gridCol w:w="4230"/>
       </w:tblGrid>
       <w:tr>
-        <w:tblPrEx>
-          <w:tblCellMar>
-            <w:top w:w="0" w:type="dxa"/>
-            <w:bottom w:w="0" w:type="dxa"/>
-          </w:tblCellMar>
-        </w:tblPrEx>
         <w:trPr>
           <w:tblHeader/>
         </w:trPr>
@@ -2222,7 +2481,67 @@
                 <w:sz w:val="20"/>
                 <w:szCs w:val="20"/>
               </w:rPr>
-              <w:t>Morning (9:00–11:00 AM) — Lecture</w:t>
+              <w:t>Morning (</w:t>
+            </w:r>
+            <w:r>
+              <w:rPr>
+                <w:b/>
+                <w:bCs/>
+                <w:color w:val="FFFFFF"/>
+                <w:sz w:val="20"/>
+                <w:szCs w:val="20"/>
+              </w:rPr>
+              <w:t>10</w:t>
+            </w:r>
+            <w:r>
+              <w:rPr>
+                <w:b/>
+                <w:bCs/>
+                <w:color w:val="FFFFFF"/>
+                <w:sz w:val="20"/>
+                <w:szCs w:val="20"/>
+              </w:rPr>
+              <w:t>:00–1</w:t>
+            </w:r>
+            <w:r>
+              <w:rPr>
+                <w:b/>
+                <w:bCs/>
+                <w:color w:val="FFFFFF"/>
+                <w:sz w:val="20"/>
+                <w:szCs w:val="20"/>
+              </w:rPr>
+              <w:t>2</w:t>
+            </w:r>
+            <w:r>
+              <w:rPr>
+                <w:b/>
+                <w:bCs/>
+                <w:color w:val="FFFFFF"/>
+                <w:sz w:val="20"/>
+                <w:szCs w:val="20"/>
+              </w:rPr>
+              <w:t xml:space="preserve">:00 </w:t>
+            </w:r>
+            <w:r>
+              <w:rPr>
+                <w:b/>
+                <w:bCs/>
+                <w:color w:val="FFFFFF"/>
+                <w:sz w:val="20"/>
+                <w:szCs w:val="20"/>
+              </w:rPr>
+              <w:t>P</w:t>
+            </w:r>
+            <w:r>
+              <w:rPr>
+                <w:b/>
+                <w:bCs/>
+                <w:color w:val="FFFFFF"/>
+                <w:sz w:val="20"/>
+                <w:szCs w:val="20"/>
+              </w:rPr>
+              <w:t>M) — Lecture</w:t>
             </w:r>
           </w:p>
         </w:tc>
@@ -2261,12 +2580,6 @@
         </w:tc>
       </w:tr>
       <w:tr>
-        <w:tblPrEx>
-          <w:tblCellMar>
-            <w:top w:w="0" w:type="dxa"/>
-            <w:bottom w:w="0" w:type="dxa"/>
-          </w:tblCellMar>
-        </w:tblPrEx>
         <w:tc>
           <w:tcPr>
             <w:tcW w:w="0" w:type="auto"/>
@@ -2316,12 +2629,6 @@
         </w:tc>
       </w:tr>
       <w:tr>
-        <w:tblPrEx>
-          <w:tblCellMar>
-            <w:top w:w="0" w:type="dxa"/>
-            <w:bottom w:w="0" w:type="dxa"/>
-          </w:tblCellMar>
-        </w:tblPrEx>
         <w:tc>
           <w:tcPr>
             <w:tcW w:w="900" w:type="dxa"/>
@@ -2399,6 +2706,7 @@
                 <w:sz w:val="18"/>
                 <w:szCs w:val="18"/>
               </w:rPr>
+              <w:lastRenderedPageBreak/>
               <w:t>Why data science in biology? Course logistics, reproducibility principles, intro to R and RStudio.</w:t>
             </w:r>
           </w:p>
@@ -2431,6 +2739,7 @@
                 <w:sz w:val="20"/>
                 <w:szCs w:val="20"/>
               </w:rPr>
+              <w:lastRenderedPageBreak/>
               <w:t>Getting Started with R and RStudio</w:t>
             </w:r>
           </w:p>
@@ -2446,18 +2755,13 @@
                 <w:sz w:val="18"/>
                 <w:szCs w:val="18"/>
               </w:rPr>
+              <w:lastRenderedPageBreak/>
               <w:t>Installing R/RStudio; navigating the IDE; scripts vs. console; Quarto intro; running your first script.</w:t>
             </w:r>
           </w:p>
         </w:tc>
       </w:tr>
       <w:tr>
-        <w:tblPrEx>
-          <w:tblCellMar>
-            <w:top w:w="0" w:type="dxa"/>
-            <w:bottom w:w="0" w:type="dxa"/>
-          </w:tblCellMar>
-        </w:tblPrEx>
         <w:tc>
           <w:tcPr>
             <w:tcW w:w="900" w:type="dxa"/>
@@ -2610,12 +2914,6 @@
         </w:tc>
       </w:tr>
       <w:tr>
-        <w:tblPrEx>
-          <w:tblCellMar>
-            <w:top w:w="0" w:type="dxa"/>
-            <w:bottom w:w="0" w:type="dxa"/>
-          </w:tblCellMar>
-        </w:tblPrEx>
         <w:tc>
           <w:tcPr>
             <w:tcW w:w="900" w:type="dxa"/>
@@ -2693,7 +2991,6 @@
                 <w:sz w:val="18"/>
                 <w:szCs w:val="18"/>
               </w:rPr>
-              <w:lastRenderedPageBreak/>
               <w:t xml:space="preserve">Tidy data principles; </w:t>
             </w:r>
             <w:proofErr w:type="spellStart"/>
@@ -2793,7 +3090,6 @@
                 <w:sz w:val="20"/>
                 <w:szCs w:val="20"/>
               </w:rPr>
-              <w:lastRenderedPageBreak/>
               <w:t>Tidyverse</w:t>
             </w:r>
             <w:proofErr w:type="spellEnd"/>
@@ -2819,19 +3115,12 @@
                 <w:sz w:val="18"/>
                 <w:szCs w:val="18"/>
               </w:rPr>
-              <w:lastRenderedPageBreak/>
               <w:t>Cleaning and reshaping biological datasets; joining tables; handling implicit missing values.</w:t>
             </w:r>
           </w:p>
         </w:tc>
       </w:tr>
       <w:tr>
-        <w:tblPrEx>
-          <w:tblCellMar>
-            <w:top w:w="0" w:type="dxa"/>
-            <w:bottom w:w="0" w:type="dxa"/>
-          </w:tblCellMar>
-        </w:tblPrEx>
         <w:tc>
           <w:tcPr>
             <w:tcW w:w="900" w:type="dxa"/>
@@ -2862,7 +3151,6 @@
                 <w:sz w:val="20"/>
                 <w:szCs w:val="20"/>
               </w:rPr>
-              <w:lastRenderedPageBreak/>
               <w:t>Thu Day 4</w:t>
             </w:r>
           </w:p>
@@ -2985,12 +3273,6 @@
         </w:tc>
       </w:tr>
       <w:tr>
-        <w:tblPrEx>
-          <w:tblCellMar>
-            <w:top w:w="0" w:type="dxa"/>
-            <w:bottom w:w="0" w:type="dxa"/>
-          </w:tblCellMar>
-        </w:tblPrEx>
         <w:tc>
           <w:tcPr>
             <w:tcW w:w="900" w:type="dxa"/>
@@ -3121,12 +3403,6 @@
         </w:tc>
       </w:tr>
       <w:tr>
-        <w:tblPrEx>
-          <w:tblCellMar>
-            <w:top w:w="0" w:type="dxa"/>
-            <w:bottom w:w="0" w:type="dxa"/>
-          </w:tblCellMar>
-        </w:tblPrEx>
         <w:tc>
           <w:tcPr>
             <w:tcW w:w="0" w:type="auto"/>
@@ -3176,12 +3452,6 @@
         </w:tc>
       </w:tr>
       <w:tr>
-        <w:tblPrEx>
-          <w:tblCellMar>
-            <w:top w:w="0" w:type="dxa"/>
-            <w:bottom w:w="0" w:type="dxa"/>
-          </w:tblCellMar>
-        </w:tblPrEx>
         <w:tc>
           <w:tcPr>
             <w:tcW w:w="900" w:type="dxa"/>
@@ -3346,12 +3616,6 @@
         </w:tc>
       </w:tr>
       <w:tr>
-        <w:tblPrEx>
-          <w:tblCellMar>
-            <w:top w:w="0" w:type="dxa"/>
-            <w:bottom w:w="0" w:type="dxa"/>
-          </w:tblCellMar>
-        </w:tblPrEx>
         <w:tc>
           <w:tcPr>
             <w:tcW w:w="900" w:type="dxa"/>
@@ -3504,12 +3768,6 @@
         </w:tc>
       </w:tr>
       <w:tr>
-        <w:tblPrEx>
-          <w:tblCellMar>
-            <w:top w:w="0" w:type="dxa"/>
-            <w:bottom w:w="0" w:type="dxa"/>
-          </w:tblCellMar>
-        </w:tblPrEx>
         <w:tc>
           <w:tcPr>
             <w:tcW w:w="900" w:type="dxa"/>
@@ -3696,12 +3954,6 @@
         </w:tc>
       </w:tr>
       <w:tr>
-        <w:tblPrEx>
-          <w:tblCellMar>
-            <w:top w:w="0" w:type="dxa"/>
-            <w:bottom w:w="0" w:type="dxa"/>
-          </w:tblCellMar>
-        </w:tblPrEx>
         <w:tc>
           <w:tcPr>
             <w:tcW w:w="900" w:type="dxa"/>
@@ -3888,12 +4140,6 @@
         </w:tc>
       </w:tr>
       <w:tr>
-        <w:tblPrEx>
-          <w:tblCellMar>
-            <w:top w:w="0" w:type="dxa"/>
-            <w:bottom w:w="0" w:type="dxa"/>
-          </w:tblCellMar>
-        </w:tblPrEx>
         <w:tc>
           <w:tcPr>
             <w:tcW w:w="900" w:type="dxa"/>
@@ -4102,12 +4348,6 @@
         </w:tc>
       </w:tr>
       <w:tr>
-        <w:tblPrEx>
-          <w:tblCellMar>
-            <w:top w:w="0" w:type="dxa"/>
-            <w:bottom w:w="0" w:type="dxa"/>
-          </w:tblCellMar>
-        </w:tblPrEx>
         <w:tc>
           <w:tcPr>
             <w:tcW w:w="0" w:type="auto"/>
@@ -4157,12 +4397,6 @@
         </w:tc>
       </w:tr>
       <w:tr>
-        <w:tblPrEx>
-          <w:tblCellMar>
-            <w:top w:w="0" w:type="dxa"/>
-            <w:bottom w:w="0" w:type="dxa"/>
-          </w:tblCellMar>
-        </w:tblPrEx>
         <w:tc>
           <w:tcPr>
             <w:tcW w:w="900" w:type="dxa"/>
@@ -4349,12 +4583,6 @@
         </w:tc>
       </w:tr>
       <w:tr>
-        <w:tblPrEx>
-          <w:tblCellMar>
-            <w:top w:w="0" w:type="dxa"/>
-            <w:bottom w:w="0" w:type="dxa"/>
-          </w:tblCellMar>
-        </w:tblPrEx>
         <w:tc>
           <w:tcPr>
             <w:tcW w:w="900" w:type="dxa"/>
@@ -4507,12 +4735,6 @@
         </w:tc>
       </w:tr>
       <w:tr>
-        <w:tblPrEx>
-          <w:tblCellMar>
-            <w:top w:w="0" w:type="dxa"/>
-            <w:bottom w:w="0" w:type="dxa"/>
-          </w:tblCellMar>
-        </w:tblPrEx>
         <w:tc>
           <w:tcPr>
             <w:tcW w:w="900" w:type="dxa"/>
@@ -4590,6 +4812,7 @@
                 <w:sz w:val="18"/>
                 <w:szCs w:val="18"/>
               </w:rPr>
+              <w:lastRenderedPageBreak/>
               <w:t>FWER vs. FDR; Bonferroni; Benjamini-Hochberg; q-values; volcano and MA plots.</w:t>
             </w:r>
           </w:p>
@@ -4622,6 +4845,7 @@
                 <w:sz w:val="20"/>
                 <w:szCs w:val="20"/>
               </w:rPr>
+              <w:lastRenderedPageBreak/>
               <w:t>Multiple Testing and Visualization Lab</w:t>
             </w:r>
           </w:p>
@@ -4639,6 +4863,7 @@
                 <w:sz w:val="18"/>
                 <w:szCs w:val="18"/>
               </w:rPr>
+              <w:lastRenderedPageBreak/>
               <w:t>p.adjust</w:t>
             </w:r>
             <w:proofErr w:type="spellEnd"/>
@@ -4701,12 +4926,6 @@
         </w:tc>
       </w:tr>
       <w:tr>
-        <w:tblPrEx>
-          <w:tblCellMar>
-            <w:top w:w="0" w:type="dxa"/>
-            <w:bottom w:w="0" w:type="dxa"/>
-          </w:tblCellMar>
-        </w:tblPrEx>
         <w:tc>
           <w:tcPr>
             <w:tcW w:w="900" w:type="dxa"/>
@@ -4737,17 +4956,8 @@
                 <w:sz w:val="20"/>
                 <w:szCs w:val="20"/>
               </w:rPr>
-              <w:t xml:space="preserve">Thu </w:t>
-            </w:r>
-            <w:r>
-              <w:rPr>
-                <w:b/>
-                <w:bCs/>
-                <w:color w:val="000000"/>
-                <w:sz w:val="20"/>
-                <w:szCs w:val="20"/>
-              </w:rPr>
-              <w:t>Day 14</w:t>
+              <w:lastRenderedPageBreak/>
+              <w:t>Thu Day 14</w:t>
             </w:r>
           </w:p>
         </w:tc>
@@ -4935,12 +5145,6 @@
         </w:tc>
       </w:tr>
       <w:tr>
-        <w:tblPrEx>
-          <w:tblCellMar>
-            <w:top w:w="0" w:type="dxa"/>
-            <w:bottom w:w="0" w:type="dxa"/>
-          </w:tblCellMar>
-        </w:tblPrEx>
         <w:tc>
           <w:tcPr>
             <w:tcW w:w="900" w:type="dxa"/>
@@ -5018,7 +5222,6 @@
                 <w:sz w:val="18"/>
                 <w:szCs w:val="18"/>
               </w:rPr>
-              <w:lastRenderedPageBreak/>
               <w:t>Quarto for reproducible reporting; literate programming; project organization; version control.</w:t>
             </w:r>
           </w:p>
@@ -5051,7 +5254,6 @@
                 <w:sz w:val="20"/>
                 <w:szCs w:val="20"/>
               </w:rPr>
-              <w:lastRenderedPageBreak/>
               <w:t>Capstone Lab and Presentations</w:t>
             </w:r>
           </w:p>
@@ -5067,7 +5269,6 @@
                 <w:sz w:val="18"/>
                 <w:szCs w:val="18"/>
               </w:rPr>
-              <w:lastRenderedPageBreak/>
               <w:t>Groups produce a reproducible Quarto report integrating course skills; brief group presentations.</w:t>
             </w:r>
           </w:p>
@@ -5131,12 +5332,6 @@
         <w:gridCol w:w="6660"/>
       </w:tblGrid>
       <w:tr>
-        <w:tblPrEx>
-          <w:tblCellMar>
-            <w:top w:w="0" w:type="dxa"/>
-            <w:bottom w:w="0" w:type="dxa"/>
-          </w:tblCellMar>
-        </w:tblPrEx>
         <w:trPr>
           <w:tblHeader/>
         </w:trPr>
@@ -5241,12 +5436,6 @@
         </w:tc>
       </w:tr>
       <w:tr>
-        <w:tblPrEx>
-          <w:tblCellMar>
-            <w:top w:w="0" w:type="dxa"/>
-            <w:bottom w:w="0" w:type="dxa"/>
-          </w:tblCellMar>
-        </w:tblPrEx>
         <w:tc>
           <w:tcPr>
             <w:tcW w:w="1500" w:type="dxa"/>
@@ -5342,12 +5531,6 @@
         </w:tc>
       </w:tr>
       <w:tr>
-        <w:tblPrEx>
-          <w:tblCellMar>
-            <w:top w:w="0" w:type="dxa"/>
-            <w:bottom w:w="0" w:type="dxa"/>
-          </w:tblCellMar>
-        </w:tblPrEx>
         <w:tc>
           <w:tcPr>
             <w:tcW w:w="1500" w:type="dxa"/>
@@ -5443,12 +5626,6 @@
         </w:tc>
       </w:tr>
       <w:tr>
-        <w:tblPrEx>
-          <w:tblCellMar>
-            <w:top w:w="0" w:type="dxa"/>
-            <w:bottom w:w="0" w:type="dxa"/>
-          </w:tblCellMar>
-        </w:tblPrEx>
         <w:tc>
           <w:tcPr>
             <w:tcW w:w="1500" w:type="dxa"/>
@@ -5554,12 +5731,6 @@
         </w:tc>
       </w:tr>
       <w:tr>
-        <w:tblPrEx>
-          <w:tblCellMar>
-            <w:top w:w="0" w:type="dxa"/>
-            <w:bottom w:w="0" w:type="dxa"/>
-          </w:tblCellMar>
-        </w:tblPrEx>
         <w:tc>
           <w:tcPr>
             <w:tcW w:w="1500" w:type="dxa"/>
@@ -5655,12 +5826,6 @@
         </w:tc>
       </w:tr>
       <w:tr>
-        <w:tblPrEx>
-          <w:tblCellMar>
-            <w:top w:w="0" w:type="dxa"/>
-            <w:bottom w:w="0" w:type="dxa"/>
-          </w:tblCellMar>
-        </w:tblPrEx>
         <w:tc>
           <w:tcPr>
             <w:tcW w:w="1500" w:type="dxa"/>
@@ -5756,12 +5921,6 @@
         </w:tc>
       </w:tr>
       <w:tr>
-        <w:tblPrEx>
-          <w:tblCellMar>
-            <w:top w:w="0" w:type="dxa"/>
-            <w:bottom w:w="0" w:type="dxa"/>
-          </w:tblCellMar>
-        </w:tblPrEx>
         <w:tc>
           <w:tcPr>
             <w:tcW w:w="1500" w:type="dxa"/>
@@ -5857,12 +6016,6 @@
         </w:tc>
       </w:tr>
       <w:tr>
-        <w:tblPrEx>
-          <w:tblCellMar>
-            <w:top w:w="0" w:type="dxa"/>
-            <w:bottom w:w="0" w:type="dxa"/>
-          </w:tblCellMar>
-        </w:tblPrEx>
         <w:tc>
           <w:tcPr>
             <w:tcW w:w="1500" w:type="dxa"/>
@@ -5958,12 +6111,6 @@
         </w:tc>
       </w:tr>
       <w:tr>
-        <w:tblPrEx>
-          <w:tblCellMar>
-            <w:top w:w="0" w:type="dxa"/>
-            <w:bottom w:w="0" w:type="dxa"/>
-          </w:tblCellMar>
-        </w:tblPrEx>
         <w:tc>
           <w:tcPr>
             <w:tcW w:w="1500" w:type="dxa"/>
@@ -6059,12 +6206,6 @@
         </w:tc>
       </w:tr>
       <w:tr>
-        <w:tblPrEx>
-          <w:tblCellMar>
-            <w:top w:w="0" w:type="dxa"/>
-            <w:bottom w:w="0" w:type="dxa"/>
-          </w:tblCellMar>
-        </w:tblPrEx>
         <w:tc>
           <w:tcPr>
             <w:tcW w:w="1500" w:type="dxa"/>
@@ -6160,12 +6301,6 @@
         </w:tc>
       </w:tr>
       <w:tr>
-        <w:tblPrEx>
-          <w:tblCellMar>
-            <w:top w:w="0" w:type="dxa"/>
-            <w:bottom w:w="0" w:type="dxa"/>
-          </w:tblCellMar>
-        </w:tblPrEx>
         <w:tc>
           <w:tcPr>
             <w:tcW w:w="1500" w:type="dxa"/>
@@ -6261,12 +6396,6 @@
         </w:tc>
       </w:tr>
       <w:tr>
-        <w:tblPrEx>
-          <w:tblCellMar>
-            <w:top w:w="0" w:type="dxa"/>
-            <w:bottom w:w="0" w:type="dxa"/>
-          </w:tblCellMar>
-        </w:tblPrEx>
         <w:tc>
           <w:tcPr>
             <w:tcW w:w="1500" w:type="dxa"/>
@@ -6362,12 +6491,6 @@
         </w:tc>
       </w:tr>
       <w:tr>
-        <w:tblPrEx>
-          <w:tblCellMar>
-            <w:top w:w="0" w:type="dxa"/>
-            <w:bottom w:w="0" w:type="dxa"/>
-          </w:tblCellMar>
-        </w:tblPrEx>
         <w:tc>
           <w:tcPr>
             <w:tcW w:w="1500" w:type="dxa"/>
@@ -6463,12 +6586,6 @@
         </w:tc>
       </w:tr>
       <w:tr>
-        <w:tblPrEx>
-          <w:tblCellMar>
-            <w:top w:w="0" w:type="dxa"/>
-            <w:bottom w:w="0" w:type="dxa"/>
-          </w:tblCellMar>
-        </w:tblPrEx>
         <w:tc>
           <w:tcPr>
             <w:tcW w:w="1500" w:type="dxa"/>
@@ -6564,12 +6681,6 @@
         </w:tc>
       </w:tr>
       <w:tr>
-        <w:tblPrEx>
-          <w:tblCellMar>
-            <w:top w:w="0" w:type="dxa"/>
-            <w:bottom w:w="0" w:type="dxa"/>
-          </w:tblCellMar>
-        </w:tblPrEx>
         <w:tc>
           <w:tcPr>
             <w:tcW w:w="1500" w:type="dxa"/>
@@ -6665,12 +6776,6 @@
         </w:tc>
       </w:tr>
       <w:tr>
-        <w:tblPrEx>
-          <w:tblCellMar>
-            <w:top w:w="0" w:type="dxa"/>
-            <w:bottom w:w="0" w:type="dxa"/>
-          </w:tblCellMar>
-        </w:tblPrEx>
         <w:tc>
           <w:tcPr>
             <w:tcW w:w="1500" w:type="dxa"/>
@@ -6766,19 +6871,6 @@
         </w:tc>
       </w:tr>
     </w:tbl>
-    <w:p>
-      <w:pPr>
-        <w:spacing w:before="160" w:after="60"/>
-      </w:pPr>
-    </w:p>
-    <w:p>
-      <w:pPr>
-        <w:pBdr>
-          <w:bottom w:val="single" w:sz="6" w:space="1" w:color="2E75B6"/>
-        </w:pBdr>
-        <w:spacing w:before="120" w:after="120"/>
-      </w:pPr>
-    </w:p>
     <w:p>
       <w:pPr>
         <w:pStyle w:val="Heading1"/>
@@ -6792,12 +6884,13 @@
         <w:spacing w:before="60" w:after="60"/>
       </w:pPr>
       <w:r>
+        <w:lastRenderedPageBreak/>
         <w:t>For questions about course content or logistics, please email the instructor or teaching assistant</w:t>
       </w:r>
       <w:r>
         <w:t xml:space="preserve"> (</w:t>
       </w:r>
-      <w:hyperlink r:id="rId8" w:history="1">
+      <w:hyperlink r:id="rId10" w:history="1">
         <w:r>
           <w:rPr>
             <w:rStyle w:val="Hyperlink"/>
@@ -6806,14 +6899,17 @@
         </w:r>
       </w:hyperlink>
       <w:r>
-        <w:t>). Also, for class wide announcements I will use the slack channel for the workshop. I link to join is given below.</w:t>
+        <w:t>). Also, for class wide announcements I will use the slack channel for the workshop. I link to join is given below</w:t>
+      </w:r>
+      <w:r>
+        <w:t>:</w:t>
       </w:r>
     </w:p>
     <w:p>
       <w:pPr>
         <w:spacing w:before="60" w:after="60"/>
       </w:pPr>
-      <w:hyperlink r:id="rId9" w:history="1">
+      <w:hyperlink r:id="rId11" w:history="1">
         <w:r>
           <w:rPr>
             <w:rStyle w:val="Hyperlink"/>
@@ -6832,18 +6928,9 @@
     </w:p>
     <w:p>
       <w:pPr>
-        <w:pBdr>
-          <w:bottom w:val="single" w:sz="6" w:space="1" w:color="2E75B6"/>
-        </w:pBdr>
-        <w:spacing w:before="120" w:after="120"/>
-      </w:pPr>
-    </w:p>
-    <w:p>
-      <w:pPr>
         <w:pStyle w:val="Heading1"/>
       </w:pPr>
       <w:r>
-        <w:lastRenderedPageBreak/>
         <w:t>University Policies</w:t>
       </w:r>
     </w:p>
@@ -6874,12 +6961,6 @@
         <w:gridCol w:w="7160"/>
       </w:tblGrid>
       <w:tr>
-        <w:tblPrEx>
-          <w:tblCellMar>
-            <w:top w:w="0" w:type="dxa"/>
-            <w:bottom w:w="0" w:type="dxa"/>
-          </w:tblCellMar>
-        </w:tblPrEx>
         <w:trPr>
           <w:tblHeader/>
         </w:trPr>
@@ -6951,12 +7032,6 @@
         </w:tc>
       </w:tr>
       <w:tr>
-        <w:tblPrEx>
-          <w:tblCellMar>
-            <w:top w:w="0" w:type="dxa"/>
-            <w:bottom w:w="0" w:type="dxa"/>
-          </w:tblCellMar>
-        </w:tblPrEx>
         <w:tc>
           <w:tcPr>
             <w:tcW w:w="2200" w:type="dxa"/>
@@ -7019,12 +7094,6 @@
         </w:tc>
       </w:tr>
       <w:tr>
-        <w:tblPrEx>
-          <w:tblCellMar>
-            <w:top w:w="0" w:type="dxa"/>
-            <w:bottom w:w="0" w:type="dxa"/>
-          </w:tblCellMar>
-        </w:tblPrEx>
         <w:tc>
           <w:tcPr>
             <w:tcW w:w="2200" w:type="dxa"/>
@@ -7087,12 +7156,6 @@
         </w:tc>
       </w:tr>
       <w:tr>
-        <w:tblPrEx>
-          <w:tblCellMar>
-            <w:top w:w="0" w:type="dxa"/>
-            <w:bottom w:w="0" w:type="dxa"/>
-          </w:tblCellMar>
-        </w:tblPrEx>
         <w:tc>
           <w:tcPr>
             <w:tcW w:w="2200" w:type="dxa"/>
@@ -7155,12 +7218,6 @@
         </w:tc>
       </w:tr>
       <w:tr>
-        <w:tblPrEx>
-          <w:tblCellMar>
-            <w:top w:w="0" w:type="dxa"/>
-            <w:bottom w:w="0" w:type="dxa"/>
-          </w:tblCellMar>
-        </w:tblPrEx>
         <w:tc>
           <w:tcPr>
             <w:tcW w:w="2200" w:type="dxa"/>
@@ -7223,12 +7280,6 @@
         </w:tc>
       </w:tr>
       <w:tr>
-        <w:tblPrEx>
-          <w:tblCellMar>
-            <w:top w:w="0" w:type="dxa"/>
-            <w:bottom w:w="0" w:type="dxa"/>
-          </w:tblCellMar>
-        </w:tblPrEx>
         <w:tc>
           <w:tcPr>
             <w:tcW w:w="2200" w:type="dxa"/>
@@ -7307,12 +7358,6 @@
         </w:tc>
       </w:tr>
       <w:tr>
-        <w:tblPrEx>
-          <w:tblCellMar>
-            <w:top w:w="0" w:type="dxa"/>
-            <w:bottom w:w="0" w:type="dxa"/>
-          </w:tblCellMar>
-        </w:tblPrEx>
         <w:tc>
           <w:tcPr>
             <w:tcW w:w="2200" w:type="dxa"/>

--- a/INBRE_Biostatistics_Summer_2026_Syllabus.docx
+++ b/INBRE_Biostatistics_Summer_2026_Syllabus.docx
@@ -515,70 +515,24 @@
             <w:vAlign w:val="center"/>
           </w:tcPr>
           <w:p>
-            <w:r>
-              <w:rPr>
-                <w:color w:val="000000"/>
-                <w:sz w:val="20"/>
-                <w:szCs w:val="20"/>
-              </w:rPr>
-              <w:fldChar w:fldCharType="begin"/>
-            </w:r>
-            <w:r>
-              <w:rPr>
-                <w:color w:val="000000"/>
-                <w:sz w:val="20"/>
-                <w:szCs w:val="20"/>
-              </w:rPr>
-              <w:instrText>HYPERLINK "mailto:</w:instrText>
-            </w:r>
-            <w:r>
-              <w:rPr>
-                <w:color w:val="000000"/>
-                <w:sz w:val="20"/>
-                <w:szCs w:val="20"/>
-              </w:rPr>
-              <w:instrText>ELAINAKM@email.sc.edu</w:instrText>
-            </w:r>
-            <w:r>
-              <w:rPr>
-                <w:color w:val="000000"/>
-                <w:sz w:val="20"/>
-                <w:szCs w:val="20"/>
-              </w:rPr>
-              <w:instrText>"</w:instrText>
-            </w:r>
-            <w:r>
-              <w:rPr>
-                <w:color w:val="000000"/>
-                <w:sz w:val="20"/>
-                <w:szCs w:val="20"/>
-              </w:rPr>
-              <w:fldChar w:fldCharType="separate"/>
-            </w:r>
-            <w:r>
-              <w:rPr>
-                <w:rStyle w:val="Hyperlink"/>
-                <w:sz w:val="20"/>
-                <w:szCs w:val="20"/>
-              </w:rPr>
-              <w:t>elainakm</w:t>
-            </w:r>
-            <w:r>
-              <w:rPr>
-                <w:rStyle w:val="Hyperlink"/>
-                <w:sz w:val="20"/>
-                <w:szCs w:val="20"/>
-              </w:rPr>
-              <w:t>@email.sc.edu</w:t>
-            </w:r>
-            <w:r>
-              <w:rPr>
-                <w:color w:val="000000"/>
-                <w:sz w:val="20"/>
-                <w:szCs w:val="20"/>
-              </w:rPr>
-              <w:fldChar w:fldCharType="end"/>
-            </w:r>
+            <w:hyperlink r:id="rId7" w:history="1">
+              <w:r>
+                <w:rPr>
+                  <w:rStyle w:val="Hyperlink"/>
+                  <w:sz w:val="20"/>
+                  <w:szCs w:val="20"/>
+                </w:rPr>
+                <w:t>elainakm</w:t>
+              </w:r>
+              <w:r>
+                <w:rPr>
+                  <w:rStyle w:val="Hyperlink"/>
+                  <w:sz w:val="20"/>
+                  <w:szCs w:val="20"/>
+                </w:rPr>
+                <w:t>@email.sc.edu</w:t>
+              </w:r>
+            </w:hyperlink>
             <w:r>
               <w:rPr>
                 <w:color w:val="000000"/>
@@ -641,13 +595,23 @@
             <w:vAlign w:val="center"/>
           </w:tcPr>
           <w:p>
-            <w:r>
-              <w:rPr>
-                <w:color w:val="000000"/>
-                <w:sz w:val="20"/>
-                <w:szCs w:val="20"/>
-              </w:rPr>
-              <w:t>https://www.scinbre.org/learning/bids-tutorials-and-workshops/2026-summer-workshop</w:t>
+            <w:hyperlink r:id="rId8" w:history="1">
+              <w:r>
+                <w:rPr>
+                  <w:rStyle w:val="Hyperlink"/>
+                  <w:sz w:val="20"/>
+                  <w:szCs w:val="20"/>
+                </w:rPr>
+                <w:t>https://www.scinbre.org/learning/bids-tutorials-and-workshops/2026-summer-workshop</w:t>
+              </w:r>
+            </w:hyperlink>
+            <w:r>
+              <w:rPr>
+                <w:color w:val="000000"/>
+                <w:sz w:val="20"/>
+                <w:szCs w:val="20"/>
+              </w:rPr>
+              <w:t xml:space="preserve"> </w:t>
             </w:r>
           </w:p>
         </w:tc>
@@ -709,7 +673,47 @@
                 <w:sz w:val="20"/>
                 <w:szCs w:val="20"/>
               </w:rPr>
+              <w:fldChar w:fldCharType="begin"/>
+            </w:r>
+            <w:r>
+              <w:rPr>
+                <w:color w:val="000000"/>
+                <w:sz w:val="20"/>
+                <w:szCs w:val="20"/>
+              </w:rPr>
+              <w:instrText>HYPERLINK "https://github.com/alexmclain/INBRE-Bios-Summer-26"</w:instrText>
+            </w:r>
+            <w:r>
+              <w:rPr>
+                <w:color w:val="000000"/>
+                <w:sz w:val="20"/>
+                <w:szCs w:val="20"/>
+              </w:rPr>
+              <w:fldChar w:fldCharType="separate"/>
+            </w:r>
+            <w:r>
+              <w:rPr>
+                <w:rStyle w:val="Hyperlink"/>
+                <w:sz w:val="20"/>
+                <w:szCs w:val="20"/>
+              </w:rPr>
               <w:t>https://github.com/alexmclain/INBRE-Bios-Summer-26</w:t>
+            </w:r>
+            <w:r>
+              <w:rPr>
+                <w:color w:val="000000"/>
+                <w:sz w:val="20"/>
+                <w:szCs w:val="20"/>
+              </w:rPr>
+              <w:fldChar w:fldCharType="end"/>
+            </w:r>
+            <w:r>
+              <w:rPr>
+                <w:color w:val="000000"/>
+                <w:sz w:val="20"/>
+                <w:szCs w:val="20"/>
+              </w:rPr>
+              <w:t xml:space="preserve"> </w:t>
             </w:r>
           </w:p>
         </w:tc>
@@ -1299,7 +1303,7 @@
           <w:bCs/>
         </w:rPr>
       </w:pPr>
-      <w:hyperlink r:id="rId7" w:history="1">
+      <w:hyperlink r:id="rId9" w:history="1">
         <w:r>
           <w:rPr>
             <w:rStyle w:val="Hyperlink"/>
@@ -1419,7 +1423,7 @@
       <w:r>
         <w:t xml:space="preserve">R (version 4.3 or later): </w:t>
       </w:r>
-      <w:hyperlink r:id="rId8" w:history="1">
+      <w:hyperlink r:id="rId10" w:history="1">
         <w:r>
           <w:rPr>
             <w:rStyle w:val="Hyperlink"/>
@@ -1443,7 +1447,7 @@
       <w:r>
         <w:t xml:space="preserve">RStudio Desktop: </w:t>
       </w:r>
-      <w:hyperlink r:id="rId9" w:history="1">
+      <w:hyperlink r:id="rId11" w:history="1">
         <w:r>
           <w:rPr>
             <w:rStyle w:val="Hyperlink"/>
@@ -2792,6 +2796,7 @@
                 <w:sz w:val="20"/>
                 <w:szCs w:val="20"/>
               </w:rPr>
+              <w:lastRenderedPageBreak/>
               <w:t>Tue Day 2</w:t>
             </w:r>
           </w:p>
@@ -6890,7 +6895,7 @@
       <w:r>
         <w:t xml:space="preserve"> (</w:t>
       </w:r>
-      <w:hyperlink r:id="rId10" w:history="1">
+      <w:hyperlink r:id="rId12" w:history="1">
         <w:r>
           <w:rPr>
             <w:rStyle w:val="Hyperlink"/>
@@ -6909,7 +6914,7 @@
       <w:pPr>
         <w:spacing w:before="60" w:after="60"/>
       </w:pPr>
-      <w:hyperlink r:id="rId11" w:history="1">
+      <w:hyperlink r:id="rId13" w:history="1">
         <w:r>
           <w:rPr>
             <w:rStyle w:val="Hyperlink"/>
